--- a/paper_a/manuscript/target_journal/apa7_model_family_full_manuscript_scaffold_20260615/PAPER_A_APA7_TABLE_FIGURE_REBUILD_MANUSCRIPT_20260615.docx
+++ b/paper_a/manuscript/target_journal/apa7_model_family_full_manuscript_scaffold_20260615/PAPER_A_APA7_TABLE_FIGURE_REBUILD_MANUSCRIPT_20260615.docx
@@ -10982,7 +10982,7 @@
           <w:color w:val="000000"/>
           <w:sz w:val="24"/>
         </w:rPr>
-        <w:t>A share-safe Paper A public repository package is prepared locally and intended for a Paper A component under https://osf.io/mkrgd/overview. Raw PDFs, private source documents, raw coder workbooks, and runtime files are excluded.</w:t>
+        <w:t>The share-safe Paper A public repository package is available in the Paper A OSF component at https://osf.io/bwzgc/overview. The uploaded file is public_data_repository_20260615_osf_ready.zip. Raw PDFs, private source documents, raw coder workbooks, and runtime files are excluded.</w:t>
       </w:r>
     </w:p>
     <w:sectPr>
